--- a/docs/审计报告-20260907-看板全景审计.docx
+++ b/docs/审计报告-20260907-看板全景审计.docx
@@ -240,24 +240,7 @@
           <w:color w:val="5C5C58"/>
           <w:sz w:val="20"/>
         </w:rPr>
-        <w:t>审计人:Claude(Fable 5.1)。审计对象:</w:t>
-      </w:r>
-      <w:r>
-        <w:rPr>
-          <w:rFonts w:ascii="Consolas" w:hAnsi="Consolas" w:eastAsia="Microsoft YaHei" w:cs="Microsoft YaHei"/>
-          <w:color w:val="5C5C58"/>
-          <w:sz w:val="18"/>
-          <w:shd w:val="clear" w:color="auto" w:fill="F1F1EF"/>
-        </w:rPr>
-        <w:t>F:\project-dashboard</w:t>
-      </w:r>
-      <w:r>
-        <w:rPr>
-          <w:rFonts w:ascii="Calibri" w:hAnsi="Calibri" w:eastAsia="Microsoft YaHei" w:cs="Microsoft YaHei"/>
-          <w:color w:val="5C5C58"/>
-          <w:sz w:val="20"/>
-        </w:rPr>
-        <w:t xml:space="preserve"> master </w:t>
+        <w:t xml:space="preserve">审计人:Claude(Fable 5.1)。审计对象:看板代码检出(本机目录,下文记作「检出」)master </w:t>
       </w:r>
       <w:r>
         <w:rPr>
@@ -4450,7 +4433,7 @@
                 <w:sz w:val="16"/>
                 <w:shd w:val="clear" w:color="auto" w:fill="F1F1EF"/>
               </w:rPr>
-              <w:t>node "C:/Users/…/dashboard-release/cli/index.cjs" &lt;cmd&gt; --project x</w:t>
+              <w:t>node "~/.claude/dashboard-release/cli/index.cjs" &lt;cmd&gt; --project x</w:t>
             </w:r>
             <w:r>
               <w:rPr>

--- a/docs/审计报告-20260907-看板全景审计.docx
+++ b/docs/审计报告-20260907-看板全景审计.docx
@@ -52,7 +52,7 @@
           <w:color w:val="5C5C58"/>
           <w:sz w:val="20"/>
         </w:rPr>
-        <w:t>审计对象:F:\project-dashboard · master c4d948a(与发布副本一致)</w:t>
+        <w:t>审计对象:看板代码检出 · master c4d948a(与发布副本一致)</w:t>
       </w:r>
     </w:p>
     <w:p>
@@ -11879,14 +11879,14 @@
         </w:tblBorders>
       </w:tblPr>
       <w:tblGrid>
-        <w:gridCol w:w="1765"/>
-        <w:gridCol w:w="981"/>
-        <w:gridCol w:w="791"/>
-        <w:gridCol w:w="791"/>
-        <w:gridCol w:w="1961"/>
-        <w:gridCol w:w="791"/>
-        <w:gridCol w:w="791"/>
-        <w:gridCol w:w="1765"/>
+        <w:gridCol w:w="1435"/>
+        <w:gridCol w:w="1025"/>
+        <w:gridCol w:w="820"/>
+        <w:gridCol w:w="820"/>
+        <w:gridCol w:w="2051"/>
+        <w:gridCol w:w="820"/>
+        <w:gridCol w:w="820"/>
+        <w:gridCol w:w="1846"/>
       </w:tblGrid>
       <w:tr>
         <w:trPr>
@@ -11895,7 +11895,7 @@
         </w:trPr>
         <w:tc>
           <w:tcPr>
-            <w:tcW w:type="dxa" w:w="1765"/>
+            <w:tcW w:type="dxa" w:w="1435"/>
             <w:shd w:val="clear" w:color="auto" w:fill="F1F1EF"/>
           </w:tcPr>
           <w:p>
@@ -11914,7 +11914,7 @@
         </w:tc>
         <w:tc>
           <w:tcPr>
-            <w:tcW w:type="dxa" w:w="981"/>
+            <w:tcW w:type="dxa" w:w="1025"/>
             <w:shd w:val="clear" w:color="auto" w:fill="F1F1EF"/>
           </w:tcPr>
           <w:p>
@@ -11933,7 +11933,7 @@
         </w:tc>
         <w:tc>
           <w:tcPr>
-            <w:tcW w:type="dxa" w:w="791"/>
+            <w:tcW w:type="dxa" w:w="820"/>
             <w:shd w:val="clear" w:color="auto" w:fill="F1F1EF"/>
           </w:tcPr>
           <w:p>
@@ -11952,7 +11952,7 @@
         </w:tc>
         <w:tc>
           <w:tcPr>
-            <w:tcW w:type="dxa" w:w="791"/>
+            <w:tcW w:type="dxa" w:w="820"/>
             <w:shd w:val="clear" w:color="auto" w:fill="F1F1EF"/>
           </w:tcPr>
           <w:p>
@@ -11971,7 +11971,7 @@
         </w:tc>
         <w:tc>
           <w:tcPr>
-            <w:tcW w:type="dxa" w:w="1961"/>
+            <w:tcW w:type="dxa" w:w="2051"/>
             <w:shd w:val="clear" w:color="auto" w:fill="F1F1EF"/>
           </w:tcPr>
           <w:p>
@@ -11990,7 +11990,7 @@
         </w:tc>
         <w:tc>
           <w:tcPr>
-            <w:tcW w:type="dxa" w:w="791"/>
+            <w:tcW w:type="dxa" w:w="820"/>
             <w:shd w:val="clear" w:color="auto" w:fill="F1F1EF"/>
           </w:tcPr>
           <w:p>
@@ -12009,7 +12009,7 @@
         </w:tc>
         <w:tc>
           <w:tcPr>
-            <w:tcW w:type="dxa" w:w="791"/>
+            <w:tcW w:type="dxa" w:w="820"/>
             <w:shd w:val="clear" w:color="auto" w:fill="F1F1EF"/>
           </w:tcPr>
           <w:p>
@@ -12028,7 +12028,7 @@
         </w:tc>
         <w:tc>
           <w:tcPr>
-            <w:tcW w:type="dxa" w:w="1765"/>
+            <w:tcW w:type="dxa" w:w="1846"/>
             <w:shd w:val="clear" w:color="auto" w:fill="F1F1EF"/>
           </w:tcPr>
           <w:p>
@@ -12052,7 +12052,7 @@
         </w:trPr>
         <w:tc>
           <w:tcPr>
-            <w:tcW w:type="dxa" w:w="1765"/>
+            <w:tcW w:type="dxa" w:w="1435"/>
           </w:tcPr>
           <w:p>
             <w:pPr>
@@ -12069,7 +12069,7 @@
         </w:tc>
         <w:tc>
           <w:tcPr>
-            <w:tcW w:type="dxa" w:w="981"/>
+            <w:tcW w:type="dxa" w:w="1025"/>
           </w:tcPr>
           <w:p>
             <w:pPr>
@@ -12086,7 +12086,7 @@
         </w:tc>
         <w:tc>
           <w:tcPr>
-            <w:tcW w:type="dxa" w:w="791"/>
+            <w:tcW w:type="dxa" w:w="820"/>
           </w:tcPr>
           <w:p>
             <w:pPr>
@@ -12103,7 +12103,7 @@
         </w:tc>
         <w:tc>
           <w:tcPr>
-            <w:tcW w:type="dxa" w:w="791"/>
+            <w:tcW w:type="dxa" w:w="820"/>
           </w:tcPr>
           <w:p>
             <w:pPr>
@@ -12120,7 +12120,7 @@
         </w:tc>
         <w:tc>
           <w:tcPr>
-            <w:tcW w:type="dxa" w:w="1961"/>
+            <w:tcW w:type="dxa" w:w="2051"/>
           </w:tcPr>
           <w:p>
             <w:pPr>
@@ -12137,7 +12137,7 @@
         </w:tc>
         <w:tc>
           <w:tcPr>
-            <w:tcW w:type="dxa" w:w="791"/>
+            <w:tcW w:type="dxa" w:w="820"/>
           </w:tcPr>
           <w:p>
             <w:pPr>
@@ -12154,7 +12154,7 @@
         </w:tc>
         <w:tc>
           <w:tcPr>
-            <w:tcW w:type="dxa" w:w="791"/>
+            <w:tcW w:type="dxa" w:w="820"/>
           </w:tcPr>
           <w:p>
             <w:pPr>
@@ -12171,7 +12171,7 @@
         </w:tc>
         <w:tc>
           <w:tcPr>
-            <w:tcW w:type="dxa" w:w="1765"/>
+            <w:tcW w:type="dxa" w:w="1846"/>
           </w:tcPr>
           <w:p>
             <w:pPr>
@@ -12193,7 +12193,7 @@
         </w:trPr>
         <w:tc>
           <w:tcPr>
-            <w:tcW w:type="dxa" w:w="1765"/>
+            <w:tcW w:type="dxa" w:w="1435"/>
           </w:tcPr>
           <w:p>
             <w:pPr>
@@ -12210,7 +12210,7 @@
         </w:tc>
         <w:tc>
           <w:tcPr>
-            <w:tcW w:type="dxa" w:w="981"/>
+            <w:tcW w:type="dxa" w:w="1025"/>
           </w:tcPr>
           <w:p>
             <w:pPr>
@@ -12227,7 +12227,7 @@
         </w:tc>
         <w:tc>
           <w:tcPr>
-            <w:tcW w:type="dxa" w:w="791"/>
+            <w:tcW w:type="dxa" w:w="820"/>
           </w:tcPr>
           <w:p>
             <w:pPr>
@@ -12244,7 +12244,7 @@
         </w:tc>
         <w:tc>
           <w:tcPr>
-            <w:tcW w:type="dxa" w:w="791"/>
+            <w:tcW w:type="dxa" w:w="820"/>
           </w:tcPr>
           <w:p>
             <w:pPr>
@@ -12261,7 +12261,7 @@
         </w:tc>
         <w:tc>
           <w:tcPr>
-            <w:tcW w:type="dxa" w:w="1961"/>
+            <w:tcW w:type="dxa" w:w="2051"/>
           </w:tcPr>
           <w:p>
             <w:pPr>
@@ -12278,7 +12278,7 @@
         </w:tc>
         <w:tc>
           <w:tcPr>
-            <w:tcW w:type="dxa" w:w="791"/>
+            <w:tcW w:type="dxa" w:w="820"/>
           </w:tcPr>
           <w:p>
             <w:pPr>
@@ -12295,7 +12295,7 @@
         </w:tc>
         <w:tc>
           <w:tcPr>
-            <w:tcW w:type="dxa" w:w="791"/>
+            <w:tcW w:type="dxa" w:w="820"/>
           </w:tcPr>
           <w:p>
             <w:pPr>
@@ -12312,7 +12312,7 @@
         </w:tc>
         <w:tc>
           <w:tcPr>
-            <w:tcW w:type="dxa" w:w="1765"/>
+            <w:tcW w:type="dxa" w:w="1846"/>
           </w:tcPr>
           <w:p>
             <w:pPr>
@@ -12334,7 +12334,7 @@
         </w:trPr>
         <w:tc>
           <w:tcPr>
-            <w:tcW w:type="dxa" w:w="1765"/>
+            <w:tcW w:type="dxa" w:w="1435"/>
           </w:tcPr>
           <w:p>
             <w:pPr>
@@ -12351,7 +12351,7 @@
         </w:tc>
         <w:tc>
           <w:tcPr>
-            <w:tcW w:type="dxa" w:w="981"/>
+            <w:tcW w:type="dxa" w:w="1025"/>
           </w:tcPr>
           <w:p>
             <w:pPr>
@@ -12368,7 +12368,7 @@
         </w:tc>
         <w:tc>
           <w:tcPr>
-            <w:tcW w:type="dxa" w:w="791"/>
+            <w:tcW w:type="dxa" w:w="820"/>
           </w:tcPr>
           <w:p>
             <w:pPr>
@@ -12385,7 +12385,7 @@
         </w:tc>
         <w:tc>
           <w:tcPr>
-            <w:tcW w:type="dxa" w:w="791"/>
+            <w:tcW w:type="dxa" w:w="820"/>
           </w:tcPr>
           <w:p>
             <w:pPr>
@@ -12402,7 +12402,7 @@
         </w:tc>
         <w:tc>
           <w:tcPr>
-            <w:tcW w:type="dxa" w:w="1961"/>
+            <w:tcW w:type="dxa" w:w="2051"/>
           </w:tcPr>
           <w:p>
             <w:pPr>
@@ -12419,7 +12419,7 @@
         </w:tc>
         <w:tc>
           <w:tcPr>
-            <w:tcW w:type="dxa" w:w="791"/>
+            <w:tcW w:type="dxa" w:w="820"/>
           </w:tcPr>
           <w:p>
             <w:pPr>
@@ -12436,7 +12436,7 @@
         </w:tc>
         <w:tc>
           <w:tcPr>
-            <w:tcW w:type="dxa" w:w="791"/>
+            <w:tcW w:type="dxa" w:w="820"/>
           </w:tcPr>
           <w:p>
             <w:pPr>
@@ -12453,7 +12453,7 @@
         </w:tc>
         <w:tc>
           <w:tcPr>
-            <w:tcW w:type="dxa" w:w="1765"/>
+            <w:tcW w:type="dxa" w:w="1846"/>
           </w:tcPr>
           <w:p>
             <w:pPr>
@@ -12475,7 +12475,7 @@
         </w:trPr>
         <w:tc>
           <w:tcPr>
-            <w:tcW w:type="dxa" w:w="1765"/>
+            <w:tcW w:type="dxa" w:w="1435"/>
           </w:tcPr>
           <w:p>
             <w:pPr>
@@ -12492,7 +12492,7 @@
         </w:tc>
         <w:tc>
           <w:tcPr>
-            <w:tcW w:type="dxa" w:w="981"/>
+            <w:tcW w:type="dxa" w:w="1025"/>
           </w:tcPr>
           <w:p>
             <w:pPr>
@@ -12509,7 +12509,7 @@
         </w:tc>
         <w:tc>
           <w:tcPr>
-            <w:tcW w:type="dxa" w:w="791"/>
+            <w:tcW w:type="dxa" w:w="820"/>
           </w:tcPr>
           <w:p>
             <w:pPr>
@@ -12526,7 +12526,7 @@
         </w:tc>
         <w:tc>
           <w:tcPr>
-            <w:tcW w:type="dxa" w:w="791"/>
+            <w:tcW w:type="dxa" w:w="820"/>
           </w:tcPr>
           <w:p>
             <w:pPr>
@@ -12543,7 +12543,7 @@
         </w:tc>
         <w:tc>
           <w:tcPr>
-            <w:tcW w:type="dxa" w:w="1961"/>
+            <w:tcW w:type="dxa" w:w="2051"/>
           </w:tcPr>
           <w:p>
             <w:pPr>
@@ -12560,7 +12560,7 @@
         </w:tc>
         <w:tc>
           <w:tcPr>
-            <w:tcW w:type="dxa" w:w="791"/>
+            <w:tcW w:type="dxa" w:w="820"/>
           </w:tcPr>
           <w:p>
             <w:pPr>
@@ -12577,7 +12577,7 @@
         </w:tc>
         <w:tc>
           <w:tcPr>
-            <w:tcW w:type="dxa" w:w="791"/>
+            <w:tcW w:type="dxa" w:w="820"/>
           </w:tcPr>
           <w:p>
             <w:pPr>
@@ -12594,7 +12594,7 @@
         </w:tc>
         <w:tc>
           <w:tcPr>
-            <w:tcW w:type="dxa" w:w="1765"/>
+            <w:tcW w:type="dxa" w:w="1846"/>
           </w:tcPr>
           <w:p>
             <w:pPr>
@@ -12616,7 +12616,7 @@
         </w:trPr>
         <w:tc>
           <w:tcPr>
-            <w:tcW w:type="dxa" w:w="1765"/>
+            <w:tcW w:type="dxa" w:w="1435"/>
           </w:tcPr>
           <w:p>
             <w:pPr>
@@ -12633,7 +12633,7 @@
         </w:tc>
         <w:tc>
           <w:tcPr>
-            <w:tcW w:type="dxa" w:w="981"/>
+            <w:tcW w:type="dxa" w:w="1025"/>
           </w:tcPr>
           <w:p>
             <w:pPr>
@@ -12650,7 +12650,7 @@
         </w:tc>
         <w:tc>
           <w:tcPr>
-            <w:tcW w:type="dxa" w:w="791"/>
+            <w:tcW w:type="dxa" w:w="820"/>
           </w:tcPr>
           <w:p>
             <w:pPr>
@@ -12667,7 +12667,7 @@
         </w:tc>
         <w:tc>
           <w:tcPr>
-            <w:tcW w:type="dxa" w:w="791"/>
+            <w:tcW w:type="dxa" w:w="820"/>
           </w:tcPr>
           <w:p>
             <w:pPr>
@@ -12684,7 +12684,7 @@
         </w:tc>
         <w:tc>
           <w:tcPr>
-            <w:tcW w:type="dxa" w:w="1961"/>
+            <w:tcW w:type="dxa" w:w="2051"/>
           </w:tcPr>
           <w:p>
             <w:pPr>
@@ -12701,7 +12701,7 @@
         </w:tc>
         <w:tc>
           <w:tcPr>
-            <w:tcW w:type="dxa" w:w="791"/>
+            <w:tcW w:type="dxa" w:w="820"/>
           </w:tcPr>
           <w:p>
             <w:pPr>
@@ -12718,7 +12718,7 @@
         </w:tc>
         <w:tc>
           <w:tcPr>
-            <w:tcW w:type="dxa" w:w="791"/>
+            <w:tcW w:type="dxa" w:w="820"/>
           </w:tcPr>
           <w:p>
             <w:pPr>
@@ -12735,7 +12735,7 @@
         </w:tc>
         <w:tc>
           <w:tcPr>
-            <w:tcW w:type="dxa" w:w="1765"/>
+            <w:tcW w:type="dxa" w:w="1846"/>
           </w:tcPr>
           <w:p>
             <w:pPr>
@@ -12757,7 +12757,7 @@
         </w:trPr>
         <w:tc>
           <w:tcPr>
-            <w:tcW w:type="dxa" w:w="1765"/>
+            <w:tcW w:type="dxa" w:w="1435"/>
           </w:tcPr>
           <w:p>
             <w:pPr>
@@ -12774,7 +12774,7 @@
         </w:tc>
         <w:tc>
           <w:tcPr>
-            <w:tcW w:type="dxa" w:w="981"/>
+            <w:tcW w:type="dxa" w:w="1025"/>
           </w:tcPr>
           <w:p>
             <w:pPr>
@@ -12791,7 +12791,7 @@
         </w:tc>
         <w:tc>
           <w:tcPr>
-            <w:tcW w:type="dxa" w:w="791"/>
+            <w:tcW w:type="dxa" w:w="820"/>
           </w:tcPr>
           <w:p>
             <w:pPr>
@@ -12808,7 +12808,7 @@
         </w:tc>
         <w:tc>
           <w:tcPr>
-            <w:tcW w:type="dxa" w:w="791"/>
+            <w:tcW w:type="dxa" w:w="820"/>
           </w:tcPr>
           <w:p>
             <w:pPr>
@@ -12825,7 +12825,7 @@
         </w:tc>
         <w:tc>
           <w:tcPr>
-            <w:tcW w:type="dxa" w:w="1961"/>
+            <w:tcW w:type="dxa" w:w="2051"/>
           </w:tcPr>
           <w:p>
             <w:pPr>
@@ -12842,7 +12842,7 @@
         </w:tc>
         <w:tc>
           <w:tcPr>
-            <w:tcW w:type="dxa" w:w="791"/>
+            <w:tcW w:type="dxa" w:w="820"/>
           </w:tcPr>
           <w:p>
             <w:pPr>
@@ -12859,7 +12859,7 @@
         </w:tc>
         <w:tc>
           <w:tcPr>
-            <w:tcW w:type="dxa" w:w="791"/>
+            <w:tcW w:type="dxa" w:w="820"/>
           </w:tcPr>
           <w:p>
             <w:pPr>
@@ -12876,7 +12876,7 @@
         </w:tc>
         <w:tc>
           <w:tcPr>
-            <w:tcW w:type="dxa" w:w="1765"/>
+            <w:tcW w:type="dxa" w:w="1846"/>
           </w:tcPr>
           <w:p>
             <w:pPr>
@@ -12898,24 +12898,24 @@
         </w:trPr>
         <w:tc>
           <w:tcPr>
-            <w:tcW w:type="dxa" w:w="1765"/>
-          </w:tcPr>
-          <w:p>
-            <w:pPr>
-              <w:spacing w:after="0" w:line="276" w:lineRule="auto"/>
-            </w:pPr>
-            <w:r>
-              <w:rPr>
-                <w:rFonts w:ascii="Calibri" w:hAnsi="Calibri" w:eastAsia="Microsoft YaHei" w:cs="Microsoft YaHei"/>
-                <w:sz w:val="18"/>
-              </w:rPr>
-              <w:t>questline</w:t>
-            </w:r>
-          </w:p>
-        </w:tc>
-        <w:tc>
-          <w:tcPr>
-            <w:tcW w:type="dxa" w:w="981"/>
+            <w:tcW w:type="dxa" w:w="1435"/>
+          </w:tcPr>
+          <w:p>
+            <w:pPr>
+              <w:spacing w:after="0" w:line="276" w:lineRule="auto"/>
+            </w:pPr>
+            <w:r>
+              <w:rPr>
+                <w:rFonts w:ascii="Calibri" w:hAnsi="Calibri" w:eastAsia="Microsoft YaHei" w:cs="Microsoft YaHei"/>
+                <w:sz w:val="18"/>
+              </w:rPr>
+              <w:t>项目Q</w:t>
+            </w:r>
+          </w:p>
+        </w:tc>
+        <w:tc>
+          <w:tcPr>
+            <w:tcW w:type="dxa" w:w="1025"/>
           </w:tcPr>
           <w:p>
             <w:pPr>
@@ -12932,7 +12932,7 @@
         </w:tc>
         <w:tc>
           <w:tcPr>
-            <w:tcW w:type="dxa" w:w="791"/>
+            <w:tcW w:type="dxa" w:w="820"/>
           </w:tcPr>
           <w:p>
             <w:pPr>
@@ -12949,7 +12949,7 @@
         </w:tc>
         <w:tc>
           <w:tcPr>
-            <w:tcW w:type="dxa" w:w="791"/>
+            <w:tcW w:type="dxa" w:w="820"/>
           </w:tcPr>
           <w:p>
             <w:pPr>
@@ -12966,7 +12966,7 @@
         </w:tc>
         <w:tc>
           <w:tcPr>
-            <w:tcW w:type="dxa" w:w="1961"/>
+            <w:tcW w:type="dxa" w:w="2051"/>
           </w:tcPr>
           <w:p>
             <w:pPr>
@@ -12983,7 +12983,7 @@
         </w:tc>
         <w:tc>
           <w:tcPr>
-            <w:tcW w:type="dxa" w:w="791"/>
+            <w:tcW w:type="dxa" w:w="820"/>
           </w:tcPr>
           <w:p>
             <w:pPr>
@@ -13000,7 +13000,7 @@
         </w:tc>
         <w:tc>
           <w:tcPr>
-            <w:tcW w:type="dxa" w:w="791"/>
+            <w:tcW w:type="dxa" w:w="820"/>
           </w:tcPr>
           <w:p>
             <w:pPr>
@@ -13017,7 +13017,7 @@
         </w:tc>
         <w:tc>
           <w:tcPr>
-            <w:tcW w:type="dxa" w:w="1765"/>
+            <w:tcW w:type="dxa" w:w="1846"/>
           </w:tcPr>
           <w:p>
             <w:pPr>
@@ -13039,7 +13039,7 @@
         </w:trPr>
         <w:tc>
           <w:tcPr>
-            <w:tcW w:type="dxa" w:w="1765"/>
+            <w:tcW w:type="dxa" w:w="1435"/>
           </w:tcPr>
           <w:p>
             <w:pPr>
@@ -13056,7 +13056,7 @@
         </w:tc>
         <w:tc>
           <w:tcPr>
-            <w:tcW w:type="dxa" w:w="981"/>
+            <w:tcW w:type="dxa" w:w="1025"/>
           </w:tcPr>
           <w:p>
             <w:pPr>
@@ -13073,7 +13073,7 @@
         </w:tc>
         <w:tc>
           <w:tcPr>
-            <w:tcW w:type="dxa" w:w="791"/>
+            <w:tcW w:type="dxa" w:w="820"/>
           </w:tcPr>
           <w:p>
             <w:pPr>
@@ -13090,7 +13090,7 @@
         </w:tc>
         <w:tc>
           <w:tcPr>
-            <w:tcW w:type="dxa" w:w="791"/>
+            <w:tcW w:type="dxa" w:w="820"/>
           </w:tcPr>
           <w:p>
             <w:pPr>
@@ -13107,7 +13107,7 @@
         </w:tc>
         <w:tc>
           <w:tcPr>
-            <w:tcW w:type="dxa" w:w="1961"/>
+            <w:tcW w:type="dxa" w:w="2051"/>
           </w:tcPr>
           <w:p>
             <w:pPr>
@@ -13124,7 +13124,7 @@
         </w:tc>
         <w:tc>
           <w:tcPr>
-            <w:tcW w:type="dxa" w:w="791"/>
+            <w:tcW w:type="dxa" w:w="820"/>
           </w:tcPr>
           <w:p>
             <w:pPr>
@@ -13141,7 +13141,7 @@
         </w:tc>
         <w:tc>
           <w:tcPr>
-            <w:tcW w:type="dxa" w:w="791"/>
+            <w:tcW w:type="dxa" w:w="820"/>
           </w:tcPr>
           <w:p>
             <w:pPr>
@@ -13158,7 +13158,7 @@
         </w:tc>
         <w:tc>
           <w:tcPr>
-            <w:tcW w:type="dxa" w:w="1765"/>
+            <w:tcW w:type="dxa" w:w="1846"/>
           </w:tcPr>
           <w:p>
             <w:pPr>
@@ -13180,24 +13180,24 @@
         </w:trPr>
         <w:tc>
           <w:tcPr>
-            <w:tcW w:type="dxa" w:w="1765"/>
-          </w:tcPr>
-          <w:p>
-            <w:pPr>
-              <w:spacing w:after="0" w:line="276" w:lineRule="auto"/>
-            </w:pPr>
-            <w:r>
-              <w:rPr>
-                <w:rFonts w:ascii="Calibri" w:hAnsi="Calibri" w:eastAsia="Microsoft YaHei" w:cs="Microsoft YaHei"/>
-                <w:sz w:val="18"/>
-              </w:rPr>
-              <w:t>lhjy</w:t>
-            </w:r>
-          </w:p>
-        </w:tc>
-        <w:tc>
-          <w:tcPr>
-            <w:tcW w:type="dxa" w:w="981"/>
+            <w:tcW w:type="dxa" w:w="1435"/>
+          </w:tcPr>
+          <w:p>
+            <w:pPr>
+              <w:spacing w:after="0" w:line="276" w:lineRule="auto"/>
+            </w:pPr>
+            <w:r>
+              <w:rPr>
+                <w:rFonts w:ascii="Calibri" w:hAnsi="Calibri" w:eastAsia="Microsoft YaHei" w:cs="Microsoft YaHei"/>
+                <w:sz w:val="18"/>
+              </w:rPr>
+              <w:t>项目L</w:t>
+            </w:r>
+          </w:p>
+        </w:tc>
+        <w:tc>
+          <w:tcPr>
+            <w:tcW w:type="dxa" w:w="1025"/>
           </w:tcPr>
           <w:p>
             <w:pPr>
@@ -13214,7 +13214,7 @@
         </w:tc>
         <w:tc>
           <w:tcPr>
-            <w:tcW w:type="dxa" w:w="791"/>
+            <w:tcW w:type="dxa" w:w="820"/>
           </w:tcPr>
           <w:p>
             <w:pPr>
@@ -13231,7 +13231,7 @@
         </w:tc>
         <w:tc>
           <w:tcPr>
-            <w:tcW w:type="dxa" w:w="791"/>
+            <w:tcW w:type="dxa" w:w="820"/>
           </w:tcPr>
           <w:p>
             <w:pPr>
@@ -13248,7 +13248,7 @@
         </w:tc>
         <w:tc>
           <w:tcPr>
-            <w:tcW w:type="dxa" w:w="1961"/>
+            <w:tcW w:type="dxa" w:w="2051"/>
           </w:tcPr>
           <w:p>
             <w:pPr>
@@ -13265,7 +13265,7 @@
         </w:tc>
         <w:tc>
           <w:tcPr>
-            <w:tcW w:type="dxa" w:w="791"/>
+            <w:tcW w:type="dxa" w:w="820"/>
           </w:tcPr>
           <w:p>
             <w:pPr>
@@ -13282,7 +13282,7 @@
         </w:tc>
         <w:tc>
           <w:tcPr>
-            <w:tcW w:type="dxa" w:w="791"/>
+            <w:tcW w:type="dxa" w:w="820"/>
           </w:tcPr>
           <w:p>
             <w:pPr>
@@ -13299,7 +13299,7 @@
         </w:tc>
         <w:tc>
           <w:tcPr>
-            <w:tcW w:type="dxa" w:w="1765"/>
+            <w:tcW w:type="dxa" w:w="1846"/>
           </w:tcPr>
           <w:p>
             <w:pPr>
